--- a/06_defense/export/测试计划.docx
+++ b/06_defense/export/测试计划.docx
@@ -12,72 +12,6 @@
           <w:sz w:val="36"/>
         </w:rPr>
         <w:t>测试文档</w:t>
-      </w:r>
-    </w:p>
-    <w:p>
-      <w:pPr>
-        <w:pStyle w:val="Heading1"/>
-      </w:pPr>
-      <w:r>
-        <w:rPr>
-          <w:rFonts w:ascii="Microsoft YaHei" w:hAnsi="Microsoft YaHei" w:eastAsia="Microsoft YaHei"/>
-          <w:sz w:val="22"/>
-        </w:rPr>
-        <w:t>测试计划与执行说明</w:t>
-      </w:r>
-    </w:p>
-    <w:p>
-      <w:r>
-        <w:rPr>
-          <w:rFonts w:ascii="Microsoft YaHei" w:hAnsi="Microsoft YaHei" w:eastAsia="Microsoft YaHei"/>
-          <w:b w:val="0"/>
-          <w:sz w:val="22"/>
-        </w:rPr>
-        <w:t>更新日期：2026-09-03。本文保留当前测试范围与执行方式；分项结果以 `04_tests/README.md` 和 `04_tests/reports/tests/测试报告-小学期.md` 为准。</w:t>
-      </w:r>
-    </w:p>
-    <w:p>
-      <w:pPr>
-        <w:pStyle w:val="Heading2"/>
-      </w:pPr>
-      <w:r>
-        <w:rPr>
-          <w:rFonts w:ascii="Microsoft YaHei" w:hAnsi="Microsoft YaHei" w:eastAsia="Microsoft YaHei"/>
-          <w:sz w:val="22"/>
-        </w:rPr>
-        <w:t>1. 环境与工具</w:t>
-      </w:r>
-    </w:p>
-    <w:p>
-      <w:r>
-        <w:rPr>
-          <w:rFonts w:ascii="Microsoft YaHei" w:hAnsi="Microsoft YaHei" w:eastAsia="Microsoft YaHei"/>
-          <w:b w:val="0"/>
-          <w:sz w:val="22"/>
-        </w:rPr>
-        <w:t>测试使用 Node.js 内置 `node:test`、Vitest + Testing Library + jsdom、Playwright Chromium 和 k6。纯单元/静态测试不需要业务容器；真实 API、浏览器测试需要先启动对应 Compose 服务。单体页面为 `http://localhost:8080`，API 为 `http://127.0.0.1:3001`；微服务页面为 `http://localhost:8082`，网关为 `http://127.0.0.1:8081`。</w:t>
-      </w:r>
-    </w:p>
-    <w:p>
-      <w:r>
-        <w:rPr>
-          <w:rFonts w:ascii="Microsoft YaHei" w:hAnsi="Microsoft YaHei" w:eastAsia="Microsoft YaHei"/>
-          <w:b w:val="0"/>
-          <w:sz w:val="22"/>
-        </w:rPr>
-        <w:t>以下 curl 多行示例适用于 Bash。Windows PowerShell/CMD 的测试命令见 `04_tests/README.md`，两种终端的环境变量语法不能混用。</w:t>
-      </w:r>
-    </w:p>
-    <w:p>
-      <w:pPr>
-        <w:pStyle w:val="Heading2"/>
-      </w:pPr>
-      <w:r>
-        <w:rPr>
-          <w:rFonts w:ascii="Microsoft YaHei" w:hAnsi="Microsoft YaHei" w:eastAsia="Microsoft YaHei"/>
-          <w:sz w:val="22"/>
-        </w:rPr>
-        <w:t>2. 当前接口与健康检查</w:t>
       </w:r>
     </w:p>
     <w:p>
@@ -1179,7 +1113,7 @@
                 <w:rFonts w:ascii="Microsoft YaHei" w:hAnsi="Microsoft YaHei" w:eastAsia="Microsoft YaHei"/>
                 <w:sz w:val="18"/>
               </w:rPr>
-              <w:t>`/api/orders/:id`</w:t>
+              <w:t>`/api/orders/:id/status`</w:t>
             </w:r>
           </w:p>
         </w:tc>
@@ -1193,239 +1127,7 @@
                 <w:rFonts w:ascii="Microsoft YaHei" w:hAnsi="Microsoft YaHei" w:eastAsia="Microsoft YaHei"/>
                 <w:sz w:val="18"/>
               </w:rPr>
-              <w:t>校验身份和当前状态后更新</w:t>
-            </w:r>
-          </w:p>
-        </w:tc>
-      </w:tr>
-      <w:tr>
-        <w:tc>
-          <w:tcPr>
-            <w:tcW w:type="dxa" w:w="2379"/>
-          </w:tcPr>
-          <w:p>
-            <w:r>
-              <w:rPr>
-                <w:rFonts w:ascii="Microsoft YaHei" w:hAnsi="Microsoft YaHei" w:eastAsia="Microsoft YaHei"/>
-                <w:sz w:val="18"/>
-              </w:rPr>
-              <w:t>支付订单</w:t>
-            </w:r>
-          </w:p>
-        </w:tc>
-        <w:tc>
-          <w:tcPr>
-            <w:tcW w:type="dxa" w:w="2379"/>
-          </w:tcPr>
-          <w:p>
-            <w:r>
-              <w:rPr>
-                <w:rFonts w:ascii="Microsoft YaHei" w:hAnsi="Microsoft YaHei" w:eastAsia="Microsoft YaHei"/>
-                <w:sz w:val="18"/>
-              </w:rPr>
-              <w:t>POST</w:t>
-            </w:r>
-          </w:p>
-        </w:tc>
-        <w:tc>
-          <w:tcPr>
-            <w:tcW w:type="dxa" w:w="2379"/>
-          </w:tcPr>
-          <w:p>
-            <w:r>
-              <w:rPr>
-                <w:rFonts w:ascii="Microsoft YaHei" w:hAnsi="Microsoft YaHei" w:eastAsia="Microsoft YaHei"/>
-                <w:sz w:val="18"/>
-              </w:rPr>
-              <w:t>`/api/orders/:id/pay`</w:t>
-            </w:r>
-          </w:p>
-        </w:tc>
-        <w:tc>
-          <w:tcPr>
-            <w:tcW w:type="dxa" w:w="2379"/>
-          </w:tcPr>
-          <w:p>
-            <w:r>
-              <w:rPr>
-                <w:rFonts w:ascii="Microsoft YaHei" w:hAnsi="Microsoft YaHei" w:eastAsia="Microsoft YaHei"/>
-                <w:sz w:val="18"/>
-              </w:rPr>
-              <w:t>买家支付待付款订单</w:t>
-            </w:r>
-          </w:p>
-        </w:tc>
-      </w:tr>
-      <w:tr>
-        <w:tc>
-          <w:tcPr>
-            <w:tcW w:type="dxa" w:w="2379"/>
-          </w:tcPr>
-          <w:p>
-            <w:r>
-              <w:rPr>
-                <w:rFonts w:ascii="Microsoft YaHei" w:hAnsi="Microsoft YaHei" w:eastAsia="Microsoft YaHei"/>
-                <w:sz w:val="18"/>
-              </w:rPr>
-              <w:t>取消订单</w:t>
-            </w:r>
-          </w:p>
-        </w:tc>
-        <w:tc>
-          <w:tcPr>
-            <w:tcW w:type="dxa" w:w="2379"/>
-          </w:tcPr>
-          <w:p>
-            <w:r>
-              <w:rPr>
-                <w:rFonts w:ascii="Microsoft YaHei" w:hAnsi="Microsoft YaHei" w:eastAsia="Microsoft YaHei"/>
-                <w:sz w:val="18"/>
-              </w:rPr>
-              <w:t>POST</w:t>
-            </w:r>
-          </w:p>
-        </w:tc>
-        <w:tc>
-          <w:tcPr>
-            <w:tcW w:type="dxa" w:w="2379"/>
-          </w:tcPr>
-          <w:p>
-            <w:r>
-              <w:rPr>
-                <w:rFonts w:ascii="Microsoft YaHei" w:hAnsi="Microsoft YaHei" w:eastAsia="Microsoft YaHei"/>
-                <w:sz w:val="18"/>
-              </w:rPr>
-              <w:t>`/api/orders/:id/cancel`</w:t>
-            </w:r>
-          </w:p>
-        </w:tc>
-        <w:tc>
-          <w:tcPr>
-            <w:tcW w:type="dxa" w:w="2379"/>
-          </w:tcPr>
-          <w:p>
-            <w:r>
-              <w:rPr>
-                <w:rFonts w:ascii="Microsoft YaHei" w:hAnsi="Microsoft YaHei" w:eastAsia="Microsoft YaHei"/>
-                <w:sz w:val="18"/>
-              </w:rPr>
-              <w:t>取消允许状态的订单并恢复库存</w:t>
-            </w:r>
-          </w:p>
-        </w:tc>
-      </w:tr>
-      <w:tr>
-        <w:tc>
-          <w:tcPr>
-            <w:tcW w:type="dxa" w:w="2379"/>
-          </w:tcPr>
-          <w:p>
-            <w:r>
-              <w:rPr>
-                <w:rFonts w:ascii="Microsoft YaHei" w:hAnsi="Microsoft YaHei" w:eastAsia="Microsoft YaHei"/>
-                <w:sz w:val="18"/>
-              </w:rPr>
-              <w:t>卖家发货</w:t>
-            </w:r>
-          </w:p>
-        </w:tc>
-        <w:tc>
-          <w:tcPr>
-            <w:tcW w:type="dxa" w:w="2379"/>
-          </w:tcPr>
-          <w:p>
-            <w:r>
-              <w:rPr>
-                <w:rFonts w:ascii="Microsoft YaHei" w:hAnsi="Microsoft YaHei" w:eastAsia="Microsoft YaHei"/>
-                <w:sz w:val="18"/>
-              </w:rPr>
-              <w:t>POST</w:t>
-            </w:r>
-          </w:p>
-        </w:tc>
-        <w:tc>
-          <w:tcPr>
-            <w:tcW w:type="dxa" w:w="2379"/>
-          </w:tcPr>
-          <w:p>
-            <w:r>
-              <w:rPr>
-                <w:rFonts w:ascii="Microsoft YaHei" w:hAnsi="Microsoft YaHei" w:eastAsia="Microsoft YaHei"/>
-                <w:sz w:val="18"/>
-              </w:rPr>
-              <w:t>`/api/orders/:id/ship`</w:t>
-            </w:r>
-          </w:p>
-        </w:tc>
-        <w:tc>
-          <w:tcPr>
-            <w:tcW w:type="dxa" w:w="2379"/>
-          </w:tcPr>
-          <w:p>
-            <w:r>
-              <w:rPr>
-                <w:rFonts w:ascii="Microsoft YaHei" w:hAnsi="Microsoft YaHei" w:eastAsia="Microsoft YaHei"/>
-                <w:sz w:val="18"/>
-              </w:rPr>
-              <w:t>校验物流信息与卖家身份</w:t>
-            </w:r>
-          </w:p>
-        </w:tc>
-      </w:tr>
-      <w:tr>
-        <w:tc>
-          <w:tcPr>
-            <w:tcW w:type="dxa" w:w="2379"/>
-          </w:tcPr>
-          <w:p>
-            <w:r>
-              <w:rPr>
-                <w:rFonts w:ascii="Microsoft YaHei" w:hAnsi="Microsoft YaHei" w:eastAsia="Microsoft YaHei"/>
-                <w:sz w:val="18"/>
-              </w:rPr>
-              <w:t>买家收货</w:t>
-            </w:r>
-          </w:p>
-        </w:tc>
-        <w:tc>
-          <w:tcPr>
-            <w:tcW w:type="dxa" w:w="2379"/>
-          </w:tcPr>
-          <w:p>
-            <w:r>
-              <w:rPr>
-                <w:rFonts w:ascii="Microsoft YaHei" w:hAnsi="Microsoft YaHei" w:eastAsia="Microsoft YaHei"/>
-                <w:sz w:val="18"/>
-              </w:rPr>
-              <w:t>POST</w:t>
-            </w:r>
-          </w:p>
-        </w:tc>
-        <w:tc>
-          <w:tcPr>
-            <w:tcW w:type="dxa" w:w="2379"/>
-          </w:tcPr>
-          <w:p>
-            <w:r>
-              <w:rPr>
-                <w:rFonts w:ascii="Microsoft YaHei" w:hAnsi="Microsoft YaHei" w:eastAsia="Microsoft YaHei"/>
-                <w:sz w:val="18"/>
-              </w:rPr>
-              <w:t>`/api/orders/:id/confirm`</w:t>
-            </w:r>
-          </w:p>
-        </w:tc>
-        <w:tc>
-          <w:tcPr>
-            <w:tcW w:type="dxa" w:w="2379"/>
-          </w:tcPr>
-          <w:p>
-            <w:r>
-              <w:rPr>
-                <w:rFonts w:ascii="Microsoft YaHei" w:hAnsi="Microsoft YaHei" w:eastAsia="Microsoft YaHei"/>
-                <w:sz w:val="18"/>
-              </w:rPr>
-              <w:t>完成交易及库存预留流程</w:t>
+              <w:t>更新订单状态</w:t>
             </w:r>
           </w:p>
         </w:tc>
@@ -1896,7 +1598,7 @@
           <w:rFonts w:ascii="Microsoft YaHei" w:hAnsi="Microsoft YaHei" w:eastAsia="Microsoft YaHei"/>
           <w:sz w:val="22"/>
         </w:rPr>
-        <w:t>2.2 实际自动化测试工具</w:t>
+        <w:t>2.2 测试工具推荐</w:t>
       </w:r>
     </w:p>
     <w:p>
@@ -1906,7 +1608,7 @@
           <w:b w:val="0"/>
           <w:sz w:val="22"/>
         </w:rPr>
-        <w:t>- `node:test`：后端单元、安全、真实数据库 API 与微服务测试。</w:t>
+        <w:t>- **Postman**：API 测试工具</w:t>
       </w:r>
     </w:p>
     <w:p>
@@ -1916,7 +1618,7 @@
           <w:b w:val="0"/>
           <w:sz w:val="22"/>
         </w:rPr>
-        <w:t>- Vitest、Testing Library、jsdom：前端单元/组件测试与覆盖率。</w:t>
+        <w:t>- **curl**：命令行测试工具</w:t>
       </w:r>
     </w:p>
     <w:p>
@@ -1926,17 +1628,7 @@
           <w:b w:val="0"/>
           <w:sz w:val="22"/>
         </w:rPr>
-        <w:t>- Playwright：真实浏览器端到端测试，独立主流程、ALT/ERR 与组合流程共 42 项。</w:t>
-      </w:r>
-    </w:p>
-    <w:p>
-      <w:r>
-        <w:rPr>
-          <w:rFonts w:ascii="Microsoft YaHei" w:hAnsi="Microsoft YaHei" w:eastAsia="Microsoft YaHei"/>
-          <w:b w:val="0"/>
-          <w:sz w:val="22"/>
-        </w:rPr>
-        <w:t>- k6：性能对比与压力实验；curl 可用于手动检查 API。</w:t>
+        <w:t>- **jest/supertest**：自动化测试框架</w:t>
       </w:r>
     </w:p>
     <w:p>
@@ -1982,7 +1674,7 @@
           <w:rFonts w:ascii="Microsoft YaHei" w:hAnsi="Microsoft YaHei" w:eastAsia="Microsoft YaHei"/>
           <w:sz w:val="22"/>
         </w:rPr>
-        <w:t>3. 当前测试计划</w:t>
+        <w:t>3. 小学期测试计划补充</w:t>
       </w:r>
     </w:p>
     <w:p>
@@ -2159,7 +1851,7 @@
                 <w:rFonts w:ascii="Microsoft YaHei" w:hAnsi="Microsoft YaHei" w:eastAsia="Microsoft YaHei"/>
                 <w:sz w:val="18"/>
               </w:rPr>
-              <w:t>UC01-UC12：注册登录、商品、购物车、订单、二手、店铺、评价、聊天、地址、物流、取消和公开店铺</w:t>
+              <w:t>注册登录、商品浏览、下单、二手发布、评价、店铺管理</w:t>
             </w:r>
           </w:p>
         </w:tc>
@@ -2291,7 +1983,7 @@
                 <w:rFonts w:ascii="Microsoft YaHei" w:hAnsi="Microsoft YaHei" w:eastAsia="Microsoft YaHei"/>
                 <w:sz w:val="18"/>
               </w:rPr>
-              <w:t>商品列表、搜索和详情，单体/微服务同数据各三轮；另有订单查询与索引实验</w:t>
+              <w:t>登录、商品列表、商品详情、创建订单</w:t>
             </w:r>
           </w:p>
         </w:tc>
@@ -2492,7 +2184,7 @@
                 <w:rFonts w:ascii="Microsoft YaHei" w:hAnsi="Microsoft YaHei" w:eastAsia="Microsoft YaHei"/>
                 <w:sz w:val="18"/>
               </w:rPr>
-              <w:t>TC01</w:t>
+              <w:t>REG-01</w:t>
             </w:r>
           </w:p>
         </w:tc>
@@ -2550,7 +2242,7 @@
                 <w:rFonts w:ascii="Microsoft YaHei" w:hAnsi="Microsoft YaHei" w:eastAsia="Microsoft YaHei"/>
                 <w:sz w:val="18"/>
               </w:rPr>
-              <w:t>TC02</w:t>
+              <w:t>REG-02</w:t>
             </w:r>
           </w:p>
         </w:tc>
@@ -2564,7 +2256,7 @@
                 <w:rFonts w:ascii="Microsoft YaHei" w:hAnsi="Microsoft YaHei" w:eastAsia="Microsoft YaHei"/>
                 <w:sz w:val="18"/>
               </w:rPr>
-              <w:t>商品浏览搜索</w:t>
+              <w:t>商品浏览</w:t>
             </w:r>
           </w:p>
         </w:tc>
@@ -2578,7 +2270,7 @@
                 <w:rFonts w:ascii="Microsoft YaHei" w:hAnsi="Microsoft YaHei" w:eastAsia="Microsoft YaHei"/>
                 <w:sz w:val="18"/>
               </w:rPr>
-              <w:t>检索并筛选排序</w:t>
+              <w:t>打开首页和商品列表</w:t>
             </w:r>
           </w:p>
         </w:tc>
@@ -2592,7 +2284,7 @@
                 <w:rFonts w:ascii="Microsoft YaHei" w:hAnsi="Microsoft YaHei" w:eastAsia="Microsoft YaHei"/>
                 <w:sz w:val="18"/>
               </w:rPr>
-              <w:t>结果、分页与空结果正确</w:t>
+              <w:t>商品正常展示，分页可用</w:t>
             </w:r>
           </w:p>
         </w:tc>
@@ -2608,7 +2300,7 @@
                 <w:rFonts w:ascii="Microsoft YaHei" w:hAnsi="Microsoft YaHei" w:eastAsia="Microsoft YaHei"/>
                 <w:sz w:val="18"/>
               </w:rPr>
-              <w:t>TC03</w:t>
+              <w:t>REG-03</w:t>
             </w:r>
           </w:p>
         </w:tc>
@@ -2622,7 +2314,7 @@
                 <w:rFonts w:ascii="Microsoft YaHei" w:hAnsi="Microsoft YaHei" w:eastAsia="Microsoft YaHei"/>
                 <w:sz w:val="18"/>
               </w:rPr>
-              <w:t>商品详情与购物车</w:t>
+              <w:t>商品详情</w:t>
             </w:r>
           </w:p>
         </w:tc>
@@ -2636,7 +2328,7 @@
                 <w:rFonts w:ascii="Microsoft YaHei" w:hAnsi="Microsoft YaHei" w:eastAsia="Microsoft YaHei"/>
                 <w:sz w:val="18"/>
               </w:rPr>
-              <w:t>进入详情、加购并调整数量</w:t>
+              <w:t>点击商品进入详情页</w:t>
             </w:r>
           </w:p>
         </w:tc>
@@ -2650,7 +2342,7 @@
                 <w:rFonts w:ascii="Microsoft YaHei" w:hAnsi="Microsoft YaHei" w:eastAsia="Microsoft YaHei"/>
                 <w:sz w:val="18"/>
               </w:rPr>
-              <w:t>商品信息、数量及库存边界正确</w:t>
+              <w:t>展示价格、库存、卖家、评价信息</w:t>
             </w:r>
           </w:p>
         </w:tc>
@@ -2666,7 +2358,7 @@
                 <w:rFonts w:ascii="Microsoft YaHei" w:hAnsi="Microsoft YaHei" w:eastAsia="Microsoft YaHei"/>
                 <w:sz w:val="18"/>
               </w:rPr>
-              <w:t>TC04</w:t>
+              <w:t>REG-04</w:t>
             </w:r>
           </w:p>
         </w:tc>
@@ -2694,7 +2386,7 @@
                 <w:rFonts w:ascii="Microsoft YaHei" w:hAnsi="Microsoft YaHei" w:eastAsia="Microsoft YaHei"/>
                 <w:sz w:val="18"/>
               </w:rPr>
-              <w:t>登录、选商品、选地址并下单</w:t>
+              <w:t>登录后选择商品并下单</w:t>
             </w:r>
           </w:p>
         </w:tc>
@@ -2708,7 +2400,7 @@
                 <w:rFonts w:ascii="Microsoft YaHei" w:hAnsi="Microsoft YaHei" w:eastAsia="Microsoft YaHei"/>
                 <w:sz w:val="18"/>
               </w:rPr>
-              <w:t>订单创建，库存变化，身份和状态受约束</w:t>
+              <w:t>订单创建成功，库存减少</w:t>
             </w:r>
           </w:p>
         </w:tc>
@@ -2724,7 +2416,7 @@
                 <w:rFonts w:ascii="Microsoft YaHei" w:hAnsi="Microsoft YaHei" w:eastAsia="Microsoft YaHei"/>
                 <w:sz w:val="18"/>
               </w:rPr>
-              <w:t>TC05</w:t>
+              <w:t>REG-05</w:t>
             </w:r>
           </w:p>
         </w:tc>
@@ -2752,7 +2444,7 @@
                 <w:rFonts w:ascii="Microsoft YaHei" w:hAnsi="Microsoft YaHei" w:eastAsia="Microsoft YaHei"/>
                 <w:sz w:val="18"/>
               </w:rPr>
-              <w:t>发布、修改、删除二手商品</w:t>
+              <w:t>发布二手商品</w:t>
             </w:r>
           </w:p>
         </w:tc>
@@ -2766,7 +2458,7 @@
                 <w:rFonts w:ascii="Microsoft YaHei" w:hAnsi="Microsoft YaHei" w:eastAsia="Microsoft YaHei"/>
                 <w:sz w:val="18"/>
               </w:rPr>
-              <w:t>资料持久化，卖家权限有效</w:t>
+              <w:t>商品出现在二手列表中</w:t>
             </w:r>
           </w:p>
         </w:tc>
@@ -2782,7 +2474,7 @@
                 <w:rFonts w:ascii="Microsoft YaHei" w:hAnsi="Microsoft YaHei" w:eastAsia="Microsoft YaHei"/>
                 <w:sz w:val="18"/>
               </w:rPr>
-              <w:t>TC06</w:t>
+              <w:t>REG-06</w:t>
             </w:r>
           </w:p>
         </w:tc>
@@ -2810,7 +2502,7 @@
                 <w:rFonts w:ascii="Microsoft YaHei" w:hAnsi="Microsoft YaHei" w:eastAsia="Microsoft YaHei"/>
                 <w:sz w:val="18"/>
               </w:rPr>
-              <w:t>认证并更新店铺信息</w:t>
+              <w:t>创建或更新店铺信息</w:t>
             </w:r>
           </w:p>
         </w:tc>
@@ -2824,7 +2516,7 @@
                 <w:rFonts w:ascii="Microsoft YaHei" w:hAnsi="Microsoft YaHei" w:eastAsia="Microsoft YaHei"/>
                 <w:sz w:val="18"/>
               </w:rPr>
-              <w:t>店铺资料保存，权限正确</w:t>
+              <w:t>店铺信息保存成功</w:t>
             </w:r>
           </w:p>
         </w:tc>
@@ -2840,7 +2532,7 @@
                 <w:rFonts w:ascii="Microsoft YaHei" w:hAnsi="Microsoft YaHei" w:eastAsia="Microsoft YaHei"/>
                 <w:sz w:val="18"/>
               </w:rPr>
-              <w:t>TC07</w:t>
+              <w:t>REG-07</w:t>
             </w:r>
           </w:p>
         </w:tc>
@@ -2868,7 +2560,7 @@
                 <w:rFonts w:ascii="Microsoft YaHei" w:hAnsi="Microsoft YaHei" w:eastAsia="Microsoft YaHei"/>
                 <w:sz w:val="18"/>
               </w:rPr>
-              <w:t>对已完成订单评价</w:t>
+              <w:t>对订单商品提交评价</w:t>
             </w:r>
           </w:p>
         </w:tc>
@@ -2882,7 +2574,7 @@
                 <w:rFonts w:ascii="Microsoft YaHei" w:hAnsi="Microsoft YaHei" w:eastAsia="Microsoft YaHei"/>
                 <w:sz w:val="18"/>
               </w:rPr>
-              <w:t>评价可查，重复和未完成订单被拒绝</w:t>
+              <w:t>评价列表可查询</w:t>
             </w:r>
           </w:p>
         </w:tc>
@@ -2898,7 +2590,7 @@
                 <w:rFonts w:ascii="Microsoft YaHei" w:hAnsi="Microsoft YaHei" w:eastAsia="Microsoft YaHei"/>
                 <w:sz w:val="18"/>
               </w:rPr>
-              <w:t>TC08</w:t>
+              <w:t>REG-08</w:t>
             </w:r>
           </w:p>
         </w:tc>
@@ -2912,7 +2604,7 @@
                 <w:rFonts w:ascii="Microsoft YaHei" w:hAnsi="Microsoft YaHei" w:eastAsia="Microsoft YaHei"/>
                 <w:sz w:val="18"/>
               </w:rPr>
-              <w:t>聊天议价</w:t>
+              <w:t>聊天议价成交</w:t>
             </w:r>
           </w:p>
         </w:tc>
@@ -2926,7 +2618,7 @@
                 <w:rFonts w:ascii="Microsoft YaHei" w:hAnsi="Microsoft YaHei" w:eastAsia="Microsoft YaHei"/>
                 <w:sz w:val="18"/>
               </w:rPr>
-              <w:t>买家议价，卖家接受或拒绝</w:t>
+              <w:t>买家议价、卖家同意、对应买家按成交价下单</w:t>
             </w:r>
           </w:p>
         </w:tc>
@@ -2940,254 +2632,12 @@
                 <w:rFonts w:ascii="Microsoft YaHei" w:hAnsi="Microsoft YaHei" w:eastAsia="Microsoft YaHei"/>
                 <w:sz w:val="18"/>
               </w:rPr>
-              <w:t>会话参与者隔离；成交价和一次性使用另由 API 断言</w:t>
-            </w:r>
-          </w:p>
-        </w:tc>
-      </w:tr>
-      <w:tr>
-        <w:tc>
-          <w:tcPr>
-            <w:tcW w:type="dxa" w:w="2379"/>
-          </w:tcPr>
-          <w:p>
-            <w:r>
-              <w:rPr>
-                <w:rFonts w:ascii="Microsoft YaHei" w:hAnsi="Microsoft YaHei" w:eastAsia="Microsoft YaHei"/>
-                <w:sz w:val="18"/>
-              </w:rPr>
-              <w:t>TC09</w:t>
-            </w:r>
-          </w:p>
-        </w:tc>
-        <w:tc>
-          <w:tcPr>
-            <w:tcW w:type="dxa" w:w="2379"/>
-          </w:tcPr>
-          <w:p>
-            <w:r>
-              <w:rPr>
-                <w:rFonts w:ascii="Microsoft YaHei" w:hAnsi="Microsoft YaHei" w:eastAsia="Microsoft YaHei"/>
-                <w:sz w:val="18"/>
-              </w:rPr>
-              <w:t>收货地址</w:t>
-            </w:r>
-          </w:p>
-        </w:tc>
-        <w:tc>
-          <w:tcPr>
-            <w:tcW w:type="dxa" w:w="2379"/>
-          </w:tcPr>
-          <w:p>
-            <w:r>
-              <w:rPr>
-                <w:rFonts w:ascii="Microsoft YaHei" w:hAnsi="Microsoft YaHei" w:eastAsia="Microsoft YaHei"/>
-                <w:sz w:val="18"/>
-              </w:rPr>
-              <w:t>新增、修改、删除、切换默认地址</w:t>
-            </w:r>
-          </w:p>
-        </w:tc>
-        <w:tc>
-          <w:tcPr>
-            <w:tcW w:type="dxa" w:w="2379"/>
-          </w:tcPr>
-          <w:p>
-            <w:r>
-              <w:rPr>
-                <w:rFonts w:ascii="Microsoft YaHei" w:hAnsi="Microsoft YaHei" w:eastAsia="Microsoft YaHei"/>
-                <w:sz w:val="18"/>
-              </w:rPr>
-              <w:t>持久化且默认项唯一</w:t>
-            </w:r>
-          </w:p>
-        </w:tc>
-      </w:tr>
-      <w:tr>
-        <w:tc>
-          <w:tcPr>
-            <w:tcW w:type="dxa" w:w="2379"/>
-          </w:tcPr>
-          <w:p>
-            <w:r>
-              <w:rPr>
-                <w:rFonts w:ascii="Microsoft YaHei" w:hAnsi="Microsoft YaHei" w:eastAsia="Microsoft YaHei"/>
-                <w:sz w:val="18"/>
-              </w:rPr>
-              <w:t>TC10</w:t>
-            </w:r>
-          </w:p>
-        </w:tc>
-        <w:tc>
-          <w:tcPr>
-            <w:tcW w:type="dxa" w:w="2379"/>
-          </w:tcPr>
-          <w:p>
-            <w:r>
-              <w:rPr>
-                <w:rFonts w:ascii="Microsoft YaHei" w:hAnsi="Microsoft YaHei" w:eastAsia="Microsoft YaHei"/>
-                <w:sz w:val="18"/>
-              </w:rPr>
-              <w:t>订单与物流</w:t>
-            </w:r>
-          </w:p>
-        </w:tc>
-        <w:tc>
-          <w:tcPr>
-            <w:tcW w:type="dxa" w:w="2379"/>
-          </w:tcPr>
-          <w:p>
-            <w:r>
-              <w:rPr>
-                <w:rFonts w:ascii="Microsoft YaHei" w:hAnsi="Microsoft YaHei" w:eastAsia="Microsoft YaHei"/>
-                <w:sz w:val="18"/>
-              </w:rPr>
-              <w:t>查看本人订单和物流</w:t>
-            </w:r>
-          </w:p>
-        </w:tc>
-        <w:tc>
-          <w:tcPr>
-            <w:tcW w:type="dxa" w:w="2379"/>
-          </w:tcPr>
-          <w:p>
-            <w:r>
-              <w:rPr>
-                <w:rFonts w:ascii="Microsoft YaHei" w:hAnsi="Microsoft YaHei" w:eastAsia="Microsoft YaHei"/>
-                <w:sz w:val="18"/>
-              </w:rPr>
-              <w:t>状态与物流正确，越权被拒绝</w:t>
-            </w:r>
-          </w:p>
-        </w:tc>
-      </w:tr>
-      <w:tr>
-        <w:tc>
-          <w:tcPr>
-            <w:tcW w:type="dxa" w:w="2379"/>
-          </w:tcPr>
-          <w:p>
-            <w:r>
-              <w:rPr>
-                <w:rFonts w:ascii="Microsoft YaHei" w:hAnsi="Microsoft YaHei" w:eastAsia="Microsoft YaHei"/>
-                <w:sz w:val="18"/>
-              </w:rPr>
-              <w:t>TC11</w:t>
-            </w:r>
-          </w:p>
-        </w:tc>
-        <w:tc>
-          <w:tcPr>
-            <w:tcW w:type="dxa" w:w="2379"/>
-          </w:tcPr>
-          <w:p>
-            <w:r>
-              <w:rPr>
-                <w:rFonts w:ascii="Microsoft YaHei" w:hAnsi="Microsoft YaHei" w:eastAsia="Microsoft YaHei"/>
-                <w:sz w:val="18"/>
-              </w:rPr>
-              <w:t>取消订单</w:t>
-            </w:r>
-          </w:p>
-        </w:tc>
-        <w:tc>
-          <w:tcPr>
-            <w:tcW w:type="dxa" w:w="2379"/>
-          </w:tcPr>
-          <w:p>
-            <w:r>
-              <w:rPr>
-                <w:rFonts w:ascii="Microsoft YaHei" w:hAnsi="Microsoft YaHei" w:eastAsia="Microsoft YaHei"/>
-                <w:sz w:val="18"/>
-              </w:rPr>
-              <w:t>取消允许状态的订单</w:t>
-            </w:r>
-          </w:p>
-        </w:tc>
-        <w:tc>
-          <w:tcPr>
-            <w:tcW w:type="dxa" w:w="2379"/>
-          </w:tcPr>
-          <w:p>
-            <w:r>
-              <w:rPr>
-                <w:rFonts w:ascii="Microsoft YaHei" w:hAnsi="Microsoft YaHei" w:eastAsia="Microsoft YaHei"/>
-                <w:sz w:val="18"/>
-              </w:rPr>
-              <w:t>库存恢复，重复操作不二次恢复</w:t>
-            </w:r>
-          </w:p>
-        </w:tc>
-      </w:tr>
-      <w:tr>
-        <w:tc>
-          <w:tcPr>
-            <w:tcW w:type="dxa" w:w="2379"/>
-          </w:tcPr>
-          <w:p>
-            <w:r>
-              <w:rPr>
-                <w:rFonts w:ascii="Microsoft YaHei" w:hAnsi="Microsoft YaHei" w:eastAsia="Microsoft YaHei"/>
-                <w:sz w:val="18"/>
-              </w:rPr>
-              <w:t>TC12</w:t>
-            </w:r>
-          </w:p>
-        </w:tc>
-        <w:tc>
-          <w:tcPr>
-            <w:tcW w:type="dxa" w:w="2379"/>
-          </w:tcPr>
-          <w:p>
-            <w:r>
-              <w:rPr>
-                <w:rFonts w:ascii="Microsoft YaHei" w:hAnsi="Microsoft YaHei" w:eastAsia="Microsoft YaHei"/>
-                <w:sz w:val="18"/>
-              </w:rPr>
-              <w:t>公开店铺</w:t>
-            </w:r>
-          </w:p>
-        </w:tc>
-        <w:tc>
-          <w:tcPr>
-            <w:tcW w:type="dxa" w:w="2379"/>
-          </w:tcPr>
-          <w:p>
-            <w:r>
-              <w:rPr>
-                <w:rFonts w:ascii="Microsoft YaHei" w:hAnsi="Microsoft YaHei" w:eastAsia="Microsoft YaHei"/>
-                <w:sz w:val="18"/>
-              </w:rPr>
-              <w:t>游客查看店铺、信用与在售商品</w:t>
-            </w:r>
-          </w:p>
-        </w:tc>
-        <w:tc>
-          <w:tcPr>
-            <w:tcW w:type="dxa" w:w="2379"/>
-          </w:tcPr>
-          <w:p>
-            <w:r>
-              <w:rPr>
-                <w:rFonts w:ascii="Microsoft YaHei" w:hAnsi="Microsoft YaHei" w:eastAsia="Microsoft YaHei"/>
-                <w:sz w:val="18"/>
-              </w:rPr>
-              <w:t>无需登录，空/不存在店铺正确处理</w:t>
+              <w:t>订单使用议价金额；其他买家和重复使用均被拒绝</w:t>
             </w:r>
           </w:p>
         </w:tc>
       </w:tr>
     </w:tbl>
-    <w:p>
-      <w:r>
-        <w:rPr>
-          <w:rFonts w:ascii="Microsoft YaHei" w:hAnsi="Microsoft YaHei" w:eastAsia="Microsoft YaHei"/>
-          <w:b w:val="0"/>
-          <w:sz w:val="22"/>
-        </w:rPr>
-        <w:t>Playwright 包含 12 个独立主流程、27 个 ALT/ERR 和 3 个连续组合流程。每项自行准备数据，不依赖其他编号先执行。组合流程为 TC01/02/03/04/09、TC05/06 和 TC10/11。</w:t>
-      </w:r>
-    </w:p>
     <w:p>
       <w:pPr>
         <w:pStyle w:val="Heading3"/>
@@ -3207,9 +2657,312 @@
           <w:b w:val="0"/>
           <w:sz w:val="22"/>
         </w:rPr>
-        <w:t>正式对比固定同一批商品和 k6 脚本，对商品列表、搜索、详情在单体/微服务入口各运行 3 次，共 18 组。并发、时长与阈值以 `04_tests/performance/k6-interface-comparison.js` 及对应原始输出为准，不沿用未执行的旧计划参数。</w:t>
+        <w:t>核心接口：</w:t>
       </w:r>
     </w:p>
+    <w:tbl>
+      <w:tblPr>
+        <w:tblStyle w:val="TableGrid"/>
+        <w:tblW w:type="auto" w:w="0"/>
+        <w:tblLook w:firstColumn="1" w:firstRow="1" w:lastColumn="0" w:lastRow="0" w:noHBand="0" w:noVBand="1" w:val="04A0"/>
+      </w:tblPr>
+      <w:tblGrid>
+        <w:gridCol w:w="2379"/>
+        <w:gridCol w:w="2379"/>
+        <w:gridCol w:w="2379"/>
+        <w:gridCol w:w="2379"/>
+      </w:tblGrid>
+      <w:tr>
+        <w:tc>
+          <w:tcPr>
+            <w:tcW w:type="dxa" w:w="2379"/>
+          </w:tcPr>
+          <w:p>
+            <w:r>
+              <w:rPr>
+                <w:rFonts w:ascii="Microsoft YaHei" w:hAnsi="Microsoft YaHei" w:eastAsia="Microsoft YaHei"/>
+                <w:sz w:val="18"/>
+              </w:rPr>
+              <w:t>接口</w:t>
+            </w:r>
+          </w:p>
+        </w:tc>
+        <w:tc>
+          <w:tcPr>
+            <w:tcW w:type="dxa" w:w="2379"/>
+          </w:tcPr>
+          <w:p>
+            <w:r>
+              <w:rPr>
+                <w:rFonts w:ascii="Microsoft YaHei" w:hAnsi="Microsoft YaHei" w:eastAsia="Microsoft YaHei"/>
+                <w:sz w:val="18"/>
+              </w:rPr>
+              <w:t>并发</w:t>
+            </w:r>
+          </w:p>
+        </w:tc>
+        <w:tc>
+          <w:tcPr>
+            <w:tcW w:type="dxa" w:w="2379"/>
+          </w:tcPr>
+          <w:p>
+            <w:r>
+              <w:rPr>
+                <w:rFonts w:ascii="Microsoft YaHei" w:hAnsi="Microsoft YaHei" w:eastAsia="Microsoft YaHei"/>
+                <w:sz w:val="18"/>
+              </w:rPr>
+              <w:t>持续时间</w:t>
+            </w:r>
+          </w:p>
+        </w:tc>
+        <w:tc>
+          <w:tcPr>
+            <w:tcW w:type="dxa" w:w="2379"/>
+          </w:tcPr>
+          <w:p>
+            <w:r>
+              <w:rPr>
+                <w:rFonts w:ascii="Microsoft YaHei" w:hAnsi="Microsoft YaHei" w:eastAsia="Microsoft YaHei"/>
+                <w:sz w:val="18"/>
+              </w:rPr>
+              <w:t>目标</w:t>
+            </w:r>
+          </w:p>
+        </w:tc>
+      </w:tr>
+      <w:tr>
+        <w:tc>
+          <w:tcPr>
+            <w:tcW w:type="dxa" w:w="2379"/>
+          </w:tcPr>
+          <w:p>
+            <w:r>
+              <w:rPr>
+                <w:rFonts w:ascii="Microsoft YaHei" w:hAnsi="Microsoft YaHei" w:eastAsia="Microsoft YaHei"/>
+                <w:sz w:val="18"/>
+              </w:rPr>
+              <w:t>GET /api/products</w:t>
+            </w:r>
+          </w:p>
+        </w:tc>
+        <w:tc>
+          <w:tcPr>
+            <w:tcW w:type="dxa" w:w="2379"/>
+          </w:tcPr>
+          <w:p>
+            <w:r>
+              <w:rPr>
+                <w:rFonts w:ascii="Microsoft YaHei" w:hAnsi="Microsoft YaHei" w:eastAsia="Microsoft YaHei"/>
+                <w:sz w:val="18"/>
+              </w:rPr>
+              <w:t>50</w:t>
+            </w:r>
+          </w:p>
+        </w:tc>
+        <w:tc>
+          <w:tcPr>
+            <w:tcW w:type="dxa" w:w="2379"/>
+          </w:tcPr>
+          <w:p>
+            <w:r>
+              <w:rPr>
+                <w:rFonts w:ascii="Microsoft YaHei" w:hAnsi="Microsoft YaHei" w:eastAsia="Microsoft YaHei"/>
+                <w:sz w:val="18"/>
+              </w:rPr>
+              <w:t>3 分钟</w:t>
+            </w:r>
+          </w:p>
+        </w:tc>
+        <w:tc>
+          <w:tcPr>
+            <w:tcW w:type="dxa" w:w="2379"/>
+          </w:tcPr>
+          <w:p>
+            <w:r>
+              <w:rPr>
+                <w:rFonts w:ascii="Microsoft YaHei" w:hAnsi="Microsoft YaHei" w:eastAsia="Microsoft YaHei"/>
+                <w:sz w:val="18"/>
+              </w:rPr>
+              <w:t>错误率低于 1%，P95 小于 1000ms</w:t>
+            </w:r>
+          </w:p>
+        </w:tc>
+      </w:tr>
+      <w:tr>
+        <w:tc>
+          <w:tcPr>
+            <w:tcW w:type="dxa" w:w="2379"/>
+          </w:tcPr>
+          <w:p>
+            <w:r>
+              <w:rPr>
+                <w:rFonts w:ascii="Microsoft YaHei" w:hAnsi="Microsoft YaHei" w:eastAsia="Microsoft YaHei"/>
+                <w:sz w:val="18"/>
+              </w:rPr>
+              <w:t>GET /api/products/:id</w:t>
+            </w:r>
+          </w:p>
+        </w:tc>
+        <w:tc>
+          <w:tcPr>
+            <w:tcW w:type="dxa" w:w="2379"/>
+          </w:tcPr>
+          <w:p>
+            <w:r>
+              <w:rPr>
+                <w:rFonts w:ascii="Microsoft YaHei" w:hAnsi="Microsoft YaHei" w:eastAsia="Microsoft YaHei"/>
+                <w:sz w:val="18"/>
+              </w:rPr>
+              <w:t>50</w:t>
+            </w:r>
+          </w:p>
+        </w:tc>
+        <w:tc>
+          <w:tcPr>
+            <w:tcW w:type="dxa" w:w="2379"/>
+          </w:tcPr>
+          <w:p>
+            <w:r>
+              <w:rPr>
+                <w:rFonts w:ascii="Microsoft YaHei" w:hAnsi="Microsoft YaHei" w:eastAsia="Microsoft YaHei"/>
+                <w:sz w:val="18"/>
+              </w:rPr>
+              <w:t>3 分钟</w:t>
+            </w:r>
+          </w:p>
+        </w:tc>
+        <w:tc>
+          <w:tcPr>
+            <w:tcW w:type="dxa" w:w="2379"/>
+          </w:tcPr>
+          <w:p>
+            <w:r>
+              <w:rPr>
+                <w:rFonts w:ascii="Microsoft YaHei" w:hAnsi="Microsoft YaHei" w:eastAsia="Microsoft YaHei"/>
+                <w:sz w:val="18"/>
+              </w:rPr>
+              <w:t>错误率低于 1%，P95 小于 1000ms</w:t>
+            </w:r>
+          </w:p>
+        </w:tc>
+      </w:tr>
+      <w:tr>
+        <w:tc>
+          <w:tcPr>
+            <w:tcW w:type="dxa" w:w="2379"/>
+          </w:tcPr>
+          <w:p>
+            <w:r>
+              <w:rPr>
+                <w:rFonts w:ascii="Microsoft YaHei" w:hAnsi="Microsoft YaHei" w:eastAsia="Microsoft YaHei"/>
+                <w:sz w:val="18"/>
+              </w:rPr>
+              <w:t>POST /api/users/login</w:t>
+            </w:r>
+          </w:p>
+        </w:tc>
+        <w:tc>
+          <w:tcPr>
+            <w:tcW w:type="dxa" w:w="2379"/>
+          </w:tcPr>
+          <w:p>
+            <w:r>
+              <w:rPr>
+                <w:rFonts w:ascii="Microsoft YaHei" w:hAnsi="Microsoft YaHei" w:eastAsia="Microsoft YaHei"/>
+                <w:sz w:val="18"/>
+              </w:rPr>
+              <w:t>20</w:t>
+            </w:r>
+          </w:p>
+        </w:tc>
+        <w:tc>
+          <w:tcPr>
+            <w:tcW w:type="dxa" w:w="2379"/>
+          </w:tcPr>
+          <w:p>
+            <w:r>
+              <w:rPr>
+                <w:rFonts w:ascii="Microsoft YaHei" w:hAnsi="Microsoft YaHei" w:eastAsia="Microsoft YaHei"/>
+                <w:sz w:val="18"/>
+              </w:rPr>
+              <w:t>2 分钟</w:t>
+            </w:r>
+          </w:p>
+        </w:tc>
+        <w:tc>
+          <w:tcPr>
+            <w:tcW w:type="dxa" w:w="2379"/>
+          </w:tcPr>
+          <w:p>
+            <w:r>
+              <w:rPr>
+                <w:rFonts w:ascii="Microsoft YaHei" w:hAnsi="Microsoft YaHei" w:eastAsia="Microsoft YaHei"/>
+                <w:sz w:val="18"/>
+              </w:rPr>
+              <w:t>错误率低于 1%，P95 小于 1500ms</w:t>
+            </w:r>
+          </w:p>
+        </w:tc>
+      </w:tr>
+      <w:tr>
+        <w:tc>
+          <w:tcPr>
+            <w:tcW w:type="dxa" w:w="2379"/>
+          </w:tcPr>
+          <w:p>
+            <w:r>
+              <w:rPr>
+                <w:rFonts w:ascii="Microsoft YaHei" w:hAnsi="Microsoft YaHei" w:eastAsia="Microsoft YaHei"/>
+                <w:sz w:val="18"/>
+              </w:rPr>
+              <w:t>POST /api/orders</w:t>
+            </w:r>
+          </w:p>
+        </w:tc>
+        <w:tc>
+          <w:tcPr>
+            <w:tcW w:type="dxa" w:w="2379"/>
+          </w:tcPr>
+          <w:p>
+            <w:r>
+              <w:rPr>
+                <w:rFonts w:ascii="Microsoft YaHei" w:hAnsi="Microsoft YaHei" w:eastAsia="Microsoft YaHei"/>
+                <w:sz w:val="18"/>
+              </w:rPr>
+              <w:t>20</w:t>
+            </w:r>
+          </w:p>
+        </w:tc>
+        <w:tc>
+          <w:tcPr>
+            <w:tcW w:type="dxa" w:w="2379"/>
+          </w:tcPr>
+          <w:p>
+            <w:r>
+              <w:rPr>
+                <w:rFonts w:ascii="Microsoft YaHei" w:hAnsi="Microsoft YaHei" w:eastAsia="Microsoft YaHei"/>
+                <w:sz w:val="18"/>
+              </w:rPr>
+              <w:t>2 分钟</w:t>
+            </w:r>
+          </w:p>
+        </w:tc>
+        <w:tc>
+          <w:tcPr>
+            <w:tcW w:type="dxa" w:w="2379"/>
+          </w:tcPr>
+          <w:p>
+            <w:r>
+              <w:rPr>
+                <w:rFonts w:ascii="Microsoft YaHei" w:hAnsi="Microsoft YaHei" w:eastAsia="Microsoft YaHei"/>
+                <w:sz w:val="18"/>
+              </w:rPr>
+              <w:t>不出现负库存</w:t>
+            </w:r>
+          </w:p>
+        </w:tc>
+      </w:tr>
+    </w:tbl>
     <w:p>
       <w:r>
         <w:rPr>
@@ -4152,7 +3905,7 @@
           <w:b w:val="0"/>
           <w:sz w:val="22"/>
         </w:rPr>
-        <w:t>- Playwright 浏览器覆盖 12 个独立主流程、27 个备选/异常流程和 3 个组合流程，包含注册登录、检索排序、购物车边界、结算门禁、店铺与商品管理、评价、议价、地址、物流、越权访问和订单状态限制。</w:t>
+        <w:t>- Playwright 浏览器注册、搜索商品、商品详情、加购、结算、新增地址、提交订单、店铺认证、店铺编辑、二手发布、订单评价和聊天议价处理流程。</w:t>
       </w:r>
     </w:p>
     <w:p>
@@ -4162,7 +3915,7 @@
           <w:b w:val="0"/>
           <w:sz w:val="22"/>
         </w:rPr>
-        <w:t>最新执行结果（2026-09-03）：</w:t>
+        <w:t>最新执行结果（2026-09-02）：</w:t>
       </w:r>
     </w:p>
     <w:p>
@@ -4178,7 +3931,7 @@
         <w:br/>
         <w:t>monolith API: pass 32/32</w:t>
         <w:br/>
-        <w:t>Playwright E2E: pass 42/42 (monolith and microservice entrypoints)</w:t>
+        <w:t>Playwright E2E: pass 6/6</w:t>
         <w:br/>
         <w:t>microservice static/common: pass 18/18</w:t>
         <w:br/>
@@ -4196,7 +3949,7 @@
           <w:b w:val="0"/>
           <w:sz w:val="22"/>
         </w:rPr>
-        <w:t>完整命令、覆盖率、环境和流水线证据见 `04_tests/reports/tests/2026-09-03-功能测试部署完整复核.md`。</w:t>
+        <w:t>完整命令、覆盖率、环境和流水线证据见 `04_tests/reports/tests/2026-09-02-功能测试部署完整复核.md`。</w:t>
       </w:r>
     </w:p>
     <w:p>
@@ -4344,7 +4097,7 @@
           <w:rFonts w:ascii="Microsoft YaHei" w:hAnsi="Microsoft YaHei" w:eastAsia="Microsoft YaHei"/>
           <w:sz w:val="22"/>
         </w:rPr>
-        <w:t>3.10 分层测试最新基线（2026-09-03）</w:t>
+        <w:t>3.11 分层测试最新基线（2026-09-02）</w:t>
       </w:r>
     </w:p>
     <w:p>
@@ -4384,7 +4137,7 @@
           <w:b w:val="0"/>
           <w:sz w:val="22"/>
         </w:rPr>
-        <w:t>- 单体真实 MySQL API：32/32 通过；Playwright E2E：单体与微服务入口均 42/42 通过，覆盖 UC01-UC12 的主流程、备选/异常流程和组合流程。</w:t>
+        <w:t>- 单体真实 MySQL API：32/32 通过；Playwright E2E：6/6 通过，覆盖 UC01-UC12。</w:t>
       </w:r>
     </w:p>
     <w:p>
@@ -4414,7 +4167,7 @@
           <w:b w:val="0"/>
           <w:sz w:val="22"/>
         </w:rPr>
-        <w:t>微服务静态、隔离集成和网关 API 测试之间存在职责上的组合与包含关系，不与其他层级简单相加为一个总数。当前可复现结果统一记录在 `04_tests/README.md` 与 `04_tests/reports/tests/测试报告-小学期.md`。</w:t>
+        <w:t>微服务静态、隔离集成和网关 API 测试之间存在职责上的组合与包含关系，不再与其他层级简单相加为一个总数。最新完整 CI/CD 为 softw-ci-cd #77，代码基线为 `c1b73ec607dca49966be0e50f013dd461d6389c0`；完整执行记录见 `04_tests/reports/tests/2026-09-02-功能测试部署完整复核.md`。</w:t>
       </w:r>
     </w:p>
     <w:sectPr>
